--- a/submission/jpbi_highlights.docx
+++ b/submission/jpbi_highlights.docx
@@ -11,6 +11,7 @@
         <w:rPr>
           <w:rFonts w:ascii="Arial" w:hAnsi="Arial"/>
           <w:b/>
+          <w:color w:val="000000"/>
           <w:sz w:val="28"/>
         </w:rPr>
         <w:t>Highlights</w:t>
@@ -22,6 +23,10 @@
         <w:spacing w:after="160"/>
       </w:pPr>
       <w:r>
+        <w:rPr>
+          <w:rFonts w:ascii="Arial" w:hAnsi="Arial"/>
+          <w:color w:val="000000"/>
+        </w:rPr>
         <w:t>Drug-heldout fusion gains were split-sensitive across five seeds.</w:t>
       </w:r>
     </w:p>
@@ -31,6 +36,10 @@
         <w:spacing w:after="160"/>
       </w:pPr>
       <w:r>
+        <w:rPr>
+          <w:rFonts w:ascii="Arial" w:hAnsi="Arial"/>
+          <w:color w:val="000000"/>
+        </w:rPr>
         <w:t>Fusion worsened performance in every leave-one-dataset-out fold.</w:t>
       </w:r>
     </w:p>
@@ -40,6 +49,10 @@
         <w:spacing w:after="160"/>
       </w:pPr>
       <w:r>
+        <w:rPr>
+          <w:rFonts w:ascii="Arial" w:hAnsi="Arial"/>
+          <w:color w:val="000000"/>
+        </w:rPr>
         <w:t>Structured missingness varied across expression, copy number, and mutation.</w:t>
       </w:r>
     </w:p>
@@ -49,6 +62,10 @@
         <w:spacing w:after="160"/>
       </w:pPr>
       <w:r>
+        <w:rPr>
+          <w:rFonts w:ascii="Arial" w:hAnsi="Arial"/>
+          <w:color w:val="000000"/>
+        </w:rPr>
         <w:t>Fold-local selection limits leakage in multimodal response benchmarks.</w:t>
       </w:r>
     </w:p>
@@ -58,6 +75,10 @@
         <w:spacing w:after="160"/>
       </w:pPr>
       <w:r>
+        <w:rPr>
+          <w:rFonts w:ascii="Arial" w:hAnsi="Arial"/>
+          <w:color w:val="000000"/>
+        </w:rPr>
         <w:t>More omics did not guarantee better cross-study prediction.</w:t>
       </w:r>
     </w:p>
